--- a/docs/correspondence/Afronovation_Letter_of_Appreciation_Ambassador_of_Zimbabwe.docx
+++ b/docs/correspondence/Afronovation_Letter_of_Appreciation_Ambassador_of_Zimbabwe.docx
@@ -133,7 +133,7 @@
           <w:sz w:val="21"/>
           <w:szCs w:val="21"/>
         </w:rPr>
-        <w:t xml:space="preserve">Afronovation brings proven experience in building intelligence platforms that serve national and regional economic priorities. Our Souvera Intelligence Terminal, a strategic intelligence platform covering 54 African nations and the Africa, Caribbean and U.S. trade corridor, is credited as the source of the trade data, market demand estimates and comparative supply analysis in the U.S. Chamber of Commerce’s report on modernizing the African Growth and Opportunity Act (AGOA), prepared while Congress considered its reauthorization. AGOA’s two-year extension was subsequently signed into law on 2 September 2026.</w:t>
+        <w:t xml:space="preserve">Afronovation brings a proven commitment to innovation in service of national priorities. In Zimbabwe, the Digital Investment &amp; Economic Intelligence Platform already operates as a live pilot, with Zimbabwe retaining full authority over its data. Our Souvera Intelligence Terminal, covering 54 African nations and the Africa, Caribbean and U.S. trade corridor, is credited as the source of the trade data and market analysis in the U.S. Chamber of Commerce’s report on modernizing AGOA, whose extension was signed into law on 2 September 2026. Our broader portfolio includes EmbassyOS, which modernizes embassy citizen services and diaspora engagement; CivisOS for secure diaspora registration; and BridgeX for secure interoperability across government systems. Together, these form the foundation of our National Digital Acceleration Program, a structured pathway to support Zimbabwe’s digital transformation.</w:t>
       </w:r>
     </w:p>
     <w:p>
